--- a/Documentos gobernacion/TI/REVISION 3/Documento Integral de Desarrollo Tecnico de la Aplicacion.docx
+++ b/Documentos gobernacion/TI/REVISION 3/Documento Integral de Desarrollo Tecnico de la Aplicacion.docx
@@ -9608,7 +9608,7 @@
         </w:rPr>
         <w:drawing>
           <wp:inline distT="0" distB="0" distL="0" distR="0" wp14:anchorId="07573081" wp14:editId="36EC709F">
-            <wp:extent cx="4343400" cy="6477000"/>
+            <wp:extent cx="4343400" cy="5913459"/>
             <wp:effectExtent l="0" t="0" r="0" b="0"/>
             <wp:docPr id="1981030874" name="Imagen 1981030874"/>
             <wp:cNvGraphicFramePr>
@@ -9633,7 +9633,7 @@
                   <pic:spPr bwMode="auto">
                     <a:xfrm>
                       <a:off x="0" y="0"/>
-                      <a:ext cx="4343400" cy="6477000"/>
+                      <a:ext cx="4343400" cy="5913459"/>
                     </a:xfrm>
                     <a:prstGeom prst="rect">
                       <a:avLst/>
@@ -10522,7 +10522,7 @@
       </w:r>
       <w:r>
         <w:tab/>
-        <w:t>PM2 reinicia automáticamente el proceso Node.js ante una caída.</w:t>
+        <w:t>Docker Compose reinicia automáticamente el contenedor ante una caída (restart: unless-stopped), y el HEALTHCHECK del propio contenedor permite detectar procesos colgados, no solo caídos.</w:t>
       </w:r>
     </w:p>
     <w:p>
@@ -11095,7 +11095,7 @@
     </w:p>
     <w:p>
       <w:r>
-        <w:t>Autenticación del panel de administración vía usuarios individuales (colección Usuario en MongoDB) + bcrypt (factor de costo 10): cada curador tiene su propio usuario y contraseña, comparada siempre contra un hash — nunca en texto plano ni guardada en el código fuente. La sesión queda protegida con cookie httpOnly, de nombre personalizado (no revela la librería usada), con expiración de 8 horas y marcada secure en producción (detalle completo en la sección 8.3). El formulario de login está protegido además con reCAPTCHA v2 (Google), verificado en el servidor antes de validar credenciales, como control anti-fuerza-bruta/bots exigido por el Manual de Lineamientos de Seguridad — usa por ahora las claves de prueba oficiales de Google mientras el dominio de producción no está activo; se reemplazan por claves reales registradas para el dominio al momento del despliegue.</w:t>
+        <w:t>Autenticación del panel de administración vía usuarios individuales (colección Usuario en MongoDB) + bcrypt (factor de costo 10): cada curador tiene su propio usuario y contraseña, comparada siempre contra un hash — nunca en texto plano ni guardada en el código fuente. La sesión queda protegida con cookie httpOnly, de nombre personalizado (no revela la librería usada), con expiración de 8 horas y marcada secure en producción (detalle completo en la sección 8.3). El formulario de login está protegido además con reCAPTCHA v2 (Google), verificado en el servidor antes de validar credenciales, como control anti-fuerza-bruta/bots exigido por el Manual de Lineamientos de Seguridad — usa por ahora las claves de prueba oficiales de Google mientras el dominio de producción no está activo; se reemplazan por claves reales registradas para el dominio al momento del despliegue. Además, todos los curadores tienen segundo factor (MFA) obligatorio vía TOTP (RFC 6238, compatible con Google Authenticator/Authy/1Password): en su primer login, la cuenta genera un código QR que debe escanearse y confirmarse antes de poder usar el panel; en logins siguientes se exige el código de 6 dígitos junto con la contraseña. Esto cumple el requisito "Obligatorio" de MFA para administradores de la Guía de Arquitectura y Buenas Prácticas de Desarrollo (numeral 9), de forma independiente a la migración a Entra ID. Si un curador pierde su dispositivo, un Admin.Contenido puede resetear su MFA desde /admin/usuarios.html, y en su siguiente login se le pide enrolar un dispositivo nuevo. Como capa adicional contra fuerza bruta (más allá de reCAPTCHA y del keyspace del código TOTP), /login y /login/mfa tienen límite de tasa por IP (10 solicitudes cada 15 minutos); /autofill también lo tiene (30/minuto) para evitar abuso del proxy a la API pública de iNaturalist.</w:t>
       </w:r>
     </w:p>
     <w:p>
